--- a/(#20 SPANISH) Mon, Wed March 2026 Workshop 360 Valencia/Class Documents/Cohort #20 Enrollment Form.Docx
+++ b/(#20 SPANISH) Mon, Wed March 2026 Workshop 360 Valencia/Class Documents/Cohort #20 Enrollment Form.Docx
@@ -231,15 +231,7 @@
               </w:rPr>
             </w:pPr>
             <w:r>
-              <w:rPr>
-                <w:rFonts w:ascii="Poppins" w:cs="Poppins" w:eastAsia="Poppins" w:hAnsi="Poppins"/>
-                <w:b w:val="1"/>
-                <w:bCs w:val="1"/>
-                <w:sz w:val="12"/>
-                <w:szCs w:val="12"/>
-                <w:rtl w:val="0"/>
-              </w:rPr>
-              <w:t xml:space="preserve">{Day1} y {Day2} </w:t>
+              <w:t xml:space="preserve">Lunes y Miercoles </w:t>
             </w:r>
           </w:p>
           <w:p>
